--- a/manuscript_v2/additional_files/Additional_file_2.docx
+++ b/manuscript_v2/additional_files/Additional_file_2.docx
@@ -621,7 +621,7 @@
     </w:tbl>
     <w:p>
       <w:r>
-        <w:t>Additional file 2. Evidence gates used for rancidity-focused candidate prioritization.</w:t>
+        <w:t>Additional file 2. Evidence layers used for rancidity-focused candidate gene prioritization.</w:t>
       </w:r>
     </w:p>
     <w:sectPr>
